--- a/UC01-PolicyConflict/Terminal-IT-Agent-UC01-Architecture.docx
+++ b/UC01-PolicyConflict/Terminal-IT-Agent-UC01-Architecture.docx
@@ -1022,7 +1022,7 @@
                 <w:sz w:val="20"/>
                 <w:szCs w:val="20"/>
               </w:rPr>
-              <w:t>arbiter-policy-corpus</w:t>
+              <w:t>itopsorchestrator-policy-corpus</w:t>
             </w:r>
           </w:p>
         </w:tc>
@@ -2354,7 +2354,7 @@
         <w:spacing w:after="120" w:line="300" w:lineRule="auto"/>
       </w:pPr>
       <w:r>
-        <w:t>A single Python file: arbiter_demo_uc01.py. Two subcommands: kb-check (validates KB connectivity, returns a probe retrieval) and analyze --ticket &lt;file&gt; (the full agent flow). The script has no external state beyond environment variables; rerunning it on the same ticket produces a fresh finding each time (no deduplication in Phase 1; Phase 1.5 adds an idempotency key on ticket id).</w:t>
+        <w:t>A single Python file: itopsorchestrator_demo_uc01.py. Two subcommands: kb-check (validates KB connectivity, returns a probe retrieval) and analyze --ticket &lt;file&gt; (the full agent flow). The script has no external state beyond environment variables; rerunning it on the same ticket produces a fresh finding each time (no deduplication in Phase 1; Phase 1.5 adds an idempotency key on ticket id).</w:t>
       </w:r>
     </w:p>
     <w:p>
@@ -3883,7 +3883,7 @@
         <w:spacing w:after="80" w:line="300" w:lineRule="auto"/>
       </w:pPr>
       <w:r>
-        <w:t>In IAM, create a user named arbiter-uc01-runtime with programmatic access. Download the access key ID and secret immediately and store them in a secret manager (1Password, AWS Secrets Manager, etc.).</w:t>
+        <w:t>In IAM, create a user named itops-example01-runtime with programmatic access. Download the access key ID and secret immediately and store them in a secret manager (1Password, AWS Secrets Manager, etc.).</w:t>
       </w:r>
     </w:p>
     <w:p>
@@ -4645,7 +4645,7 @@
         <w:spacing w:after="80" w:line="300" w:lineRule="auto"/>
       </w:pPr>
       <w:r>
-        <w:t>Create an S3 bucket in us-east-1. Example name: &lt;your-org&gt;-arbiter-policy-corpus.</w:t>
+        <w:t>Create an S3 bucket in us-east-1. Example name: &lt;your-org&gt;-itopsorchestrator-policy-corpus.</w:t>
       </w:r>
     </w:p>
     <w:p>
@@ -4705,7 +4705,7 @@
         <w:spacing w:after="80" w:line="300" w:lineRule="auto"/>
       </w:pPr>
       <w:r>
-        <w:t>Name: arbiter-policy-corpus. IAM service role: let Bedrock create one (it will get S3 read and OpenSearch write).</w:t>
+        <w:t>Name: itopsorchestrator-policy-corpus. IAM service role: let Bedrock create one (it will get S3 read and OpenSearch write).</w:t>
       </w:r>
     </w:p>
     <w:p>
@@ -4812,7 +4812,7 @@
         <w:spacing w:after="80" w:line="300" w:lineRule="auto"/>
       </w:pPr>
       <w:r>
-        <w:t>Name: arbiter-policy-guardrail. Description: "Blocks credential sharing, security policy bypass, and SSL inspection disabling requests."</w:t>
+        <w:t>Name: itopsorchestrator-policy-guardrail. Description: "Blocks credential sharing, security policy bypass, and SSL inspection disabling requests."</w:t>
       </w:r>
     </w:p>
     <w:p>
@@ -6187,7 +6187,7 @@
                 <w:sz w:val="18"/>
                 <w:szCs w:val="18"/>
               </w:rPr>
-              <w:t>python arbiter_demo_uc01.py kb-check</w:t>
+              <w:t>python itopsorchestrator_demo_uc01.py kb-check</w:t>
             </w:r>
           </w:p>
           <w:p>
@@ -6226,7 +6226,7 @@
                 <w:sz w:val="18"/>
                 <w:szCs w:val="18"/>
               </w:rPr>
-              <w:t>python arbiter_demo_uc01.py analyze \</w:t>
+              <w:t>python itopsorchestrator_demo_uc01.py analyze \</w:t>
             </w:r>
           </w:p>
           <w:p>
@@ -6250,7 +6250,7 @@
         <w:spacing w:after="120" w:line="300" w:lineRule="auto"/>
       </w:pPr>
       <w:r>
-        <w:t>Expected end state: a critical-colored Adaptive Card lands in the Teams channel with title "ARBITER policy conflict DETECTED · Ticket INC0012345", Policy A = SharePoint AUP excerpt, Policy B = Zscaler policy excerpt, recommendation referencing a CHG ticket to add a Zscaler carve-out for Dropbox Business.</w:t>
+        <w:t>Expected end state: a critical-colored Adaptive Card lands in the Teams channel with title "ITOpsOrchestrator policy conflict DETECTED · Ticket INC0012345", Policy A = SharePoint AUP excerpt, Policy B = Zscaler policy excerpt, recommendation referencing a CHG ticket to add a Zscaler carve-out for Dropbox Business.</w:t>
       </w:r>
     </w:p>
     <w:p>
@@ -6258,7 +6258,7 @@
         <w:spacing w:after="120" w:line="300" w:lineRule="auto"/>
       </w:pPr>
       <w:r>
-        <w:t>Smoke-test the guardrail path with sample-tickets/ticket-INC0013055-share-env-credentials.txt. Expected end state: a critical-colored Adaptive Card with title "ARBITER policy conflict DETECTED" and Policy A = "Bedrock Guardrail" (the guardrail intervention path).</w:t>
+        <w:t>Smoke-test the guardrail path with sample-tickets/ticket-INC0013055-share-env-credentials.txt. Expected end state: a critical-colored Adaptive Card with title "ITOpsOrchestrator policy conflict DETECTED" and Policy A = "Bedrock Guardrail" (the guardrail intervention path).</w:t>
       </w:r>
     </w:p>
     <w:p>
@@ -7721,7 +7721,7 @@
         <w:t xml:space="preserve">IAM least privilege. </w:t>
       </w:r>
       <w:r>
-        <w:t xml:space="preserve">The arbiter-uc01-runtime user only gets </w:t>
+        <w:t xml:space="preserve">The itops-example01-runtime user only gets </w:t>
       </w:r>
       <w:proofErr w:type="spellStart"/>
       <w:r>
@@ -10291,7 +10291,7 @@
         <w:spacing w:after="60" w:line="300" w:lineRule="auto"/>
       </w:pPr>
       <w:r>
-        <w:t>Sample-SharePoint-AUP.docx. Fictional Cedar Mutual Insurance AUP v3.2 (section 4.2 approves Dropbox Business).</w:t>
+        <w:t>Sample-SharePoint-AUP.docx. Fictional Nayak Fictional Insurance AUP v3.2 (section 4.2 approves Dropbox Business).</w:t>
       </w:r>
     </w:p>
     <w:p>
@@ -10346,7 +10346,7 @@
         <w:spacing w:after="60" w:line="300" w:lineRule="auto"/>
       </w:pPr>
       <w:r>
-        <w:t>arbiter_demo_uc01.py. Agent script (~440 lines).</w:t>
+        <w:t>itopsorchestrator_demo_uc01.py. Agent script (~440 lines).</w:t>
       </w:r>
     </w:p>
     <w:p>
@@ -10381,7 +10381,7 @@
         <w:spacing w:after="60" w:line="300" w:lineRule="auto"/>
       </w:pPr>
       <w:r>
-        <w:t>Full POC architecture: ARBITER-POC-AWS-Architecture.docx</w:t>
+        <w:t>Full POC architecture: ITOpsOrchestrator-POC-AWS-Architecture.docx</w:t>
       </w:r>
     </w:p>
     <w:p>
@@ -10407,7 +10407,7 @@
         <w:spacing w:after="60" w:line="300" w:lineRule="auto"/>
       </w:pPr>
       <w:r>
-        <w:t>Prototype-to-production roadmap: ARBITER-UC02-Prototype-to-Production.docx</w:t>
+        <w:t>Prototype-to-production roadmap: ITOps-Example02-Prototype-to-Production.docx</w:t>
       </w:r>
     </w:p>
     <w:sectPr>
